--- a/Prompt/ARP table promp.docx
+++ b/Prompt/ARP table promp.docx
@@ -149,10 +149,7 @@
         <w:spacing w:after="0" w:line="240" w:lineRule="auto"/>
       </w:pPr>
       <w:r>
-        <w:t>specific IP address subnet</w:t>
-      </w:r>
-      <w:r>
-        <w:t xml:space="preserve"> to filter result</w:t>
+        <w:t>specific IP address subnet to filter result</w:t>
       </w:r>
     </w:p>
     <w:p>
@@ -221,10 +218,7 @@
         <w:t xml:space="preserve">Filter the ARP table for the requested </w:t>
       </w:r>
       <w:r>
-        <w:t>specific IP address subnet</w:t>
-      </w:r>
-      <w:r>
-        <w:t>.</w:t>
+        <w:t>specific IP address subnet.</w:t>
       </w:r>
     </w:p>
     <w:p>
@@ -517,13 +511,7 @@
         <w:t>not</w:t>
       </w:r>
       <w:r>
-        <w:t xml:space="preserve"> directly connected, check routing table and connect to the device that advertises the route for the </w:t>
-      </w:r>
-      <w:r>
-        <w:t>IP address subnet</w:t>
-      </w:r>
-      <w:r>
-        <w:t xml:space="preserve"> and get the ARP table for the requested subnet.</w:t>
+        <w:t xml:space="preserve"> directly connected, check routing table and connect to the device that advertises the route for the IP address subnet and get the ARP table for the requested subnet.</w:t>
       </w:r>
     </w:p>
     <w:p>
@@ -603,10 +591,7 @@
         <w:spacing w:after="0" w:line="240" w:lineRule="auto"/>
       </w:pPr>
       <w:r>
-        <w:t>specific IP address subnet to filter result</w:t>
-      </w:r>
-      <w:r>
-        <w:t xml:space="preserve">, replace second octet by the second octet of the host </w:t>
+        <w:t xml:space="preserve">specific IP address subnet to filter result, replace second octet by the second octet of the host </w:t>
       </w:r>
       <w:proofErr w:type="spellStart"/>
       <w:r>
@@ -708,13 +693,7 @@
         <w:t>get the ARP table</w:t>
       </w:r>
       <w:r>
-        <w:t xml:space="preserve">, filter the </w:t>
-      </w:r>
-      <w:r>
-        <w:t>ARP table for the requested specific IP address subnet</w:t>
-      </w:r>
-      <w:r>
-        <w:t>.</w:t>
+        <w:t>, filter the ARP table for the requested specific IP address subnet.</w:t>
       </w:r>
     </w:p>
     <w:p>
@@ -739,10 +718,7 @@
       </w:r>
       <w:proofErr w:type="gramEnd"/>
       <w:r>
-        <w:t xml:space="preserve"> the subnet route, </w:t>
-      </w:r>
-      <w:r>
-        <w:t>get the ARP table, filter the ARP table for the requested specific IP address subnet.</w:t>
+        <w:t xml:space="preserve"> the subnet route, get the ARP table, filter the ARP table for the requested specific IP address subnet.</w:t>
       </w:r>
     </w:p>
     <w:p>
@@ -1543,51 +1519,15 @@
   </w:abstractNum>
   <w:num w:numId="1" w16cid:durableId="570384882">
     <w:abstractNumId w:val="3"/>
-    <w:lvlOverride w:ilvl="0"/>
-    <w:lvlOverride w:ilvl="1"/>
-    <w:lvlOverride w:ilvl="2"/>
-    <w:lvlOverride w:ilvl="3"/>
-    <w:lvlOverride w:ilvl="4"/>
-    <w:lvlOverride w:ilvl="5"/>
-    <w:lvlOverride w:ilvl="6"/>
-    <w:lvlOverride w:ilvl="7"/>
-    <w:lvlOverride w:ilvl="8"/>
   </w:num>
   <w:num w:numId="2" w16cid:durableId="1099256316">
     <w:abstractNumId w:val="1"/>
-    <w:lvlOverride w:ilvl="0"/>
-    <w:lvlOverride w:ilvl="1"/>
-    <w:lvlOverride w:ilvl="2"/>
-    <w:lvlOverride w:ilvl="3"/>
-    <w:lvlOverride w:ilvl="4"/>
-    <w:lvlOverride w:ilvl="5"/>
-    <w:lvlOverride w:ilvl="6"/>
-    <w:lvlOverride w:ilvl="7"/>
-    <w:lvlOverride w:ilvl="8"/>
   </w:num>
   <w:num w:numId="3" w16cid:durableId="1962177509">
     <w:abstractNumId w:val="0"/>
-    <w:lvlOverride w:ilvl="0"/>
-    <w:lvlOverride w:ilvl="1"/>
-    <w:lvlOverride w:ilvl="2"/>
-    <w:lvlOverride w:ilvl="3"/>
-    <w:lvlOverride w:ilvl="4"/>
-    <w:lvlOverride w:ilvl="5"/>
-    <w:lvlOverride w:ilvl="6"/>
-    <w:lvlOverride w:ilvl="7"/>
-    <w:lvlOverride w:ilvl="8"/>
   </w:num>
   <w:num w:numId="4" w16cid:durableId="2024940352">
     <w:abstractNumId w:val="2"/>
-    <w:lvlOverride w:ilvl="0"/>
-    <w:lvlOverride w:ilvl="1"/>
-    <w:lvlOverride w:ilvl="2"/>
-    <w:lvlOverride w:ilvl="3"/>
-    <w:lvlOverride w:ilvl="4"/>
-    <w:lvlOverride w:ilvl="5"/>
-    <w:lvlOverride w:ilvl="6"/>
-    <w:lvlOverride w:ilvl="7"/>
-    <w:lvlOverride w:ilvl="8"/>
   </w:num>
 </w:numbering>
 </file>
@@ -2195,6 +2135,7 @@
   <w:style w:type="character" w:default="1" w:styleId="DefaultParagraphFont">
     <w:name w:val="Default Paragraph Font"/>
     <w:uiPriority w:val="1"/>
+    <w:semiHidden/>
     <w:unhideWhenUsed/>
   </w:style>
   <w:style w:type="table" w:default="1" w:styleId="TableNormal">
